--- a/LAB-02 Autonomy Onramp/Equipment-Acknowledgment-Form.docx
+++ b/LAB-02 Autonomy Onramp/Equipment-Acknowledgment-Form.docx
@@ -245,16 +245,7 @@
     </w:tbl>
     <w:p>
       <w:pPr>
-        <w:spacing w:after="20"/>
-        <w:rPr>
-          <w:sz w:val="24"/>
-          <w:szCs w:val="24"/>
-        </w:rPr>
-      </w:pPr>
-    </w:p>
-    <w:p>
-      <w:pPr>
-        <w:spacing w:after="100"/>
+        <w:spacing w:before="240" w:after="100"/>
         <w:rPr>
           <w:color w:val="522D80"/>
           <w:sz w:val="24"/>
@@ -913,21 +904,6 @@
     </w:p>
     <w:p>
       <w:pPr>
-        <w:pStyle w:val="ListNumber"/>
-        <w:numPr>
-          <w:ilvl w:val="0"/>
-          <w:numId w:val="0"/>
-        </w:numPr>
-        <w:spacing w:after="100" w:line="252" w:lineRule="auto"/>
-        <w:jc w:val="both"/>
-        <w:rPr>
-          <w:sz w:val="24"/>
-          <w:szCs w:val="24"/>
-        </w:rPr>
-      </w:pPr>
-    </w:p>
-    <w:p>
-      <w:pPr>
         <w:spacing w:before="120" w:after="100"/>
         <w:rPr>
           <w:color w:val="522D80"/>
@@ -996,7 +972,6 @@
           </w:tcPr>
           <w:p>
             <w:pPr>
-              <w:spacing w:after="0"/>
               <w:rPr>
                 <w:b/>
                 <w:bCs/>
@@ -1034,16 +1009,6 @@
               </w:rPr>
               <w:t>ame</w:t>
             </w:r>
-            <w:r>
-              <w:rPr>
-                <w:b/>
-                <w:bCs/>
-                <w:color w:val="404040"/>
-                <w:sz w:val="20"/>
-                <w:szCs w:val="24"/>
-              </w:rPr>
-              <w:br/>
-            </w:r>
           </w:p>
         </w:tc>
         <w:tc>
@@ -1059,7 +1024,6 @@
           </w:tcPr>
           <w:p>
             <w:pPr>
-              <w:spacing w:after="0"/>
               <w:rPr>
                 <w:b/>
                 <w:bCs/>
@@ -1076,16 +1040,6 @@
                 <w:szCs w:val="24"/>
               </w:rPr>
               <w:t>Signature</w:t>
-            </w:r>
-            <w:r>
-              <w:rPr>
-                <w:b/>
-                <w:bCs/>
-                <w:color w:val="404040"/>
-                <w:sz w:val="20"/>
-                <w:szCs w:val="24"/>
-              </w:rPr>
-              <w:br/>
             </w:r>
           </w:p>
         </w:tc>
@@ -1104,7 +1058,6 @@
           </w:tcPr>
           <w:p>
             <w:pPr>
-              <w:spacing w:after="0"/>
               <w:rPr>
                 <w:b/>
                 <w:bCs/>
@@ -1142,16 +1095,6 @@
               </w:rPr>
               <w:t>ame</w:t>
             </w:r>
-            <w:r>
-              <w:rPr>
-                <w:b/>
-                <w:bCs/>
-                <w:color w:val="404040"/>
-                <w:sz w:val="20"/>
-                <w:szCs w:val="24"/>
-              </w:rPr>
-              <w:br/>
-            </w:r>
           </w:p>
         </w:tc>
         <w:tc>
@@ -1167,7 +1110,6 @@
           </w:tcPr>
           <w:p>
             <w:pPr>
-              <w:spacing w:after="0"/>
               <w:rPr>
                 <w:b/>
                 <w:bCs/>
@@ -1184,16 +1126,6 @@
                 <w:szCs w:val="24"/>
               </w:rPr>
               <w:t>Signature</w:t>
-            </w:r>
-            <w:r>
-              <w:rPr>
-                <w:b/>
-                <w:bCs/>
-                <w:color w:val="404040"/>
-                <w:sz w:val="20"/>
-                <w:szCs w:val="24"/>
-              </w:rPr>
-              <w:br/>
             </w:r>
           </w:p>
         </w:tc>
@@ -1212,7 +1144,6 @@
           </w:tcPr>
           <w:p>
             <w:pPr>
-              <w:spacing w:after="0"/>
               <w:rPr>
                 <w:b/>
                 <w:bCs/>
@@ -1250,16 +1181,6 @@
               </w:rPr>
               <w:t>ame</w:t>
             </w:r>
-            <w:r>
-              <w:rPr>
-                <w:b/>
-                <w:bCs/>
-                <w:color w:val="404040"/>
-                <w:sz w:val="20"/>
-                <w:szCs w:val="24"/>
-              </w:rPr>
-              <w:br/>
-            </w:r>
           </w:p>
         </w:tc>
         <w:tc>
@@ -1275,7 +1196,6 @@
           </w:tcPr>
           <w:p>
             <w:pPr>
-              <w:spacing w:after="0"/>
               <w:rPr>
                 <w:b/>
                 <w:bCs/>
@@ -1292,16 +1212,6 @@
                 <w:szCs w:val="24"/>
               </w:rPr>
               <w:t>Signature</w:t>
-            </w:r>
-            <w:r>
-              <w:rPr>
-                <w:b/>
-                <w:bCs/>
-                <w:color w:val="404040"/>
-                <w:sz w:val="20"/>
-                <w:szCs w:val="24"/>
-              </w:rPr>
-              <w:br/>
             </w:r>
           </w:p>
         </w:tc>
@@ -1327,6 +1237,7 @@
     </w:p>
     <w:sectPr>
       <w:headerReference w:type="default" r:id="rId11"/>
+      <w:footerReference w:type="default" r:id="rId12"/>
       <w:pgSz w:w="12240" w:h="15840"/>
       <w:pgMar w:top="936" w:right="1152" w:bottom="936" w:left="1152" w:header="720" w:footer="720" w:gutter="0"/>
       <w:cols w:space="720"/>
@@ -1361,6 +1272,299 @@
 </w:endnotes>
 </file>
 
+<file path=word/footer1.xml><?xml version="1.0" encoding="utf-8"?>
+<w:ftr xmlns:wpc="http://schemas.microsoft.com/office/word/2010/wordprocessingCanvas" xmlns:cx="http://schemas.microsoft.com/office/drawing/2014/chartex" xmlns:cx1="http://schemas.microsoft.com/office/drawing/2015/9/8/chartex" xmlns:cx2="http://schemas.microsoft.com/office/drawing/2015/10/21/chartex" xmlns:cx3="http://schemas.microsoft.com/office/drawing/2016/5/9/chartex" xmlns:cx4="http://schemas.microsoft.com/office/drawing/2016/5/10/chartex" xmlns:cx5="http://schemas.microsoft.com/office/drawing/2016/5/11/chartex" xmlns:cx6="http://schemas.microsoft.com/office/drawing/2016/5/12/chartex" xmlns:cx7="http://schemas.microsoft.com/office/drawing/2016/5/13/chartex" xmlns:cx8="http://schemas.microsoft.com/office/drawing/2016/5/14/chartex" xmlns:mc="http://schemas.openxmlformats.org/markup-compatibility/2006" xmlns:aink="http://schemas.microsoft.com/office/drawing/2016/ink" xmlns:am3d="http://schemas.microsoft.com/office/drawing/2017/model3d" xmlns:o="urn:schemas-microsoft-com:office:office" xmlns:oel="http://schemas.microsoft.com/office/2019/extlst" xmlns:r="http://schemas.openxmlformats.org/officeDocument/2006/relationships" xmlns:m="http://schemas.openxmlformats.org/officeDocument/2006/math" xmlns:v="urn:schemas-microsoft-com:vml" xmlns:wp14="http://schemas.microsoft.com/office/word/2010/wordprocessingDrawing" xmlns:wp="http://schemas.openxmlformats.org/drawingml/2006/wordprocessingDrawing" xmlns:w10="urn:schemas-microsoft-com:office:word" xmlns:w="http://schemas.openxmlformats.org/wordprocessingml/2006/main" xmlns:w14="http://schemas.microsoft.com/office/word/2010/wordml" xmlns:w15="http://schemas.microsoft.com/office/word/2012/wordml" xmlns:w16cex="http://schemas.microsoft.com/office/word/2018/wordml/cex" xmlns:w16cid="http://schemas.microsoft.com/office/word/2016/wordml/cid" xmlns:w16="http://schemas.microsoft.com/office/word/2018/wordml" xmlns:w16du="http://schemas.microsoft.com/office/word/2023/wordml/word16du" xmlns:w16sdtdh="http://schemas.microsoft.com/office/word/2020/wordml/sdtdatahash" xmlns:w16sdtfl="http://schemas.microsoft.com/office/word/2024/wordml/sdtformatlock" xmlns:w16se="http://schemas.microsoft.com/office/word/2015/wordml/symex" xmlns:wpg="http://schemas.microsoft.com/office/word/2010/wordprocessingGroup" xmlns:wpi="http://schemas.microsoft.com/office/word/2010/wordprocessingInk" xmlns:wne="http://schemas.microsoft.com/office/word/2006/wordml" xmlns:wps="http://schemas.microsoft.com/office/word/2010/wordprocessingShape" mc:Ignorable="w14 w15 w16se w16cid w16 w16cex w16sdtdh w16sdtfl w16du wp14">
+  <w:tbl>
+    <w:tblPr>
+      <w:tblStyle w:val="TableGrid"/>
+      <w:tblW w:w="0" w:type="auto"/>
+      <w:jc w:val="center"/>
+      <w:tblBorders>
+        <w:top w:val="none" w:sz="0" w:space="0" w:color="auto"/>
+        <w:left w:val="none" w:sz="0" w:space="0" w:color="auto"/>
+        <w:bottom w:val="none" w:sz="0" w:space="0" w:color="auto"/>
+        <w:right w:val="none" w:sz="0" w:space="0" w:color="auto"/>
+        <w:insideH w:val="none" w:sz="0" w:space="0" w:color="auto"/>
+        <w:insideV w:val="none" w:sz="0" w:space="0" w:color="auto"/>
+      </w:tblBorders>
+      <w:tblLook w:val="04A0" w:firstRow="1" w:lastRow="0" w:firstColumn="1" w:lastColumn="0" w:noHBand="0" w:noVBand="1"/>
+    </w:tblPr>
+    <w:tblGrid>
+      <w:gridCol w:w="2538"/>
+      <w:gridCol w:w="2538"/>
+      <w:gridCol w:w="2538"/>
+      <w:gridCol w:w="2538"/>
+    </w:tblGrid>
+    <w:tr>
+      <w:trPr>
+        <w:jc w:val="center"/>
+      </w:trPr>
+      <w:tc>
+        <w:tcPr>
+          <w:tcW w:w="2538" w:type="dxa"/>
+        </w:tcPr>
+        <w:p>
+          <w:pPr>
+            <w:pStyle w:val="Footer"/>
+            <w:jc w:val="center"/>
+          </w:pPr>
+          <w:r>
+            <w:rPr>
+              <w:noProof/>
+            </w:rPr>
+            <w:drawing>
+              <wp:inline distT="0" distB="0" distL="0" distR="0" wp14:anchorId="78181C5D" wp14:editId="1448B280">
+                <wp:extent cx="1411519" cy="274320"/>
+                <wp:effectExtent l="0" t="0" r="0" b="0"/>
+                <wp:docPr id="1250417474" name="Picture 3"/>
+                <wp:cNvGraphicFramePr>
+                  <a:graphicFrameLocks xmlns:a="http://schemas.openxmlformats.org/drawingml/2006/main" noChangeAspect="1"/>
+                </wp:cNvGraphicFramePr>
+                <a:graphic xmlns:a="http://schemas.openxmlformats.org/drawingml/2006/main">
+                  <a:graphicData uri="http://schemas.openxmlformats.org/drawingml/2006/picture">
+                    <pic:pic xmlns:pic="http://schemas.openxmlformats.org/drawingml/2006/picture">
+                      <pic:nvPicPr>
+                        <pic:cNvPr id="0" name="Picture 3"/>
+                        <pic:cNvPicPr>
+                          <a:picLocks noChangeAspect="1" noChangeArrowheads="1"/>
+                        </pic:cNvPicPr>
+                      </pic:nvPicPr>
+                      <pic:blipFill>
+                        <a:blip r:embed="rId1">
+                          <a:extLst>
+                            <a:ext uri="{28A0092B-C50C-407E-A947-70E740481C1C}">
+                              <a14:useLocalDpi xmlns:a14="http://schemas.microsoft.com/office/drawing/2010/main" val="0"/>
+                            </a:ext>
+                          </a:extLst>
+                        </a:blip>
+                        <a:srcRect/>
+                        <a:stretch>
+                          <a:fillRect/>
+                        </a:stretch>
+                      </pic:blipFill>
+                      <pic:spPr bwMode="auto">
+                        <a:xfrm>
+                          <a:off x="0" y="0"/>
+                          <a:ext cx="1411519" cy="274320"/>
+                        </a:xfrm>
+                        <a:prstGeom prst="rect">
+                          <a:avLst/>
+                        </a:prstGeom>
+                        <a:noFill/>
+                        <a:ln>
+                          <a:noFill/>
+                        </a:ln>
+                      </pic:spPr>
+                    </pic:pic>
+                  </a:graphicData>
+                </a:graphic>
+              </wp:inline>
+            </w:drawing>
+          </w:r>
+        </w:p>
+      </w:tc>
+      <w:tc>
+        <w:tcPr>
+          <w:tcW w:w="2538" w:type="dxa"/>
+        </w:tcPr>
+        <w:p>
+          <w:pPr>
+            <w:pStyle w:val="Footer"/>
+            <w:jc w:val="center"/>
+          </w:pPr>
+          <w:r>
+            <w:rPr>
+              <w:noProof/>
+            </w:rPr>
+            <w:drawing>
+              <wp:inline distT="0" distB="0" distL="0" distR="0" wp14:anchorId="7E0AE5D3" wp14:editId="15D630E8">
+                <wp:extent cx="1174847" cy="274320"/>
+                <wp:effectExtent l="0" t="0" r="6350" b="0"/>
+                <wp:docPr id="1142672297" name="Picture 1"/>
+                <wp:cNvGraphicFramePr>
+                  <a:graphicFrameLocks xmlns:a="http://schemas.openxmlformats.org/drawingml/2006/main" noChangeAspect="1"/>
+                </wp:cNvGraphicFramePr>
+                <a:graphic xmlns:a="http://schemas.openxmlformats.org/drawingml/2006/main">
+                  <a:graphicData uri="http://schemas.openxmlformats.org/drawingml/2006/picture">
+                    <pic:pic xmlns:pic="http://schemas.openxmlformats.org/drawingml/2006/picture">
+                      <pic:nvPicPr>
+                        <pic:cNvPr id="0" name="Picture 1"/>
+                        <pic:cNvPicPr>
+                          <a:picLocks noChangeAspect="1" noChangeArrowheads="1"/>
+                        </pic:cNvPicPr>
+                      </pic:nvPicPr>
+                      <pic:blipFill>
+                        <a:blip r:embed="rId2">
+                          <a:extLst>
+                            <a:ext uri="{28A0092B-C50C-407E-A947-70E740481C1C}">
+                              <a14:useLocalDpi xmlns:a14="http://schemas.microsoft.com/office/drawing/2010/main" val="0"/>
+                            </a:ext>
+                          </a:extLst>
+                        </a:blip>
+                        <a:srcRect/>
+                        <a:stretch>
+                          <a:fillRect/>
+                        </a:stretch>
+                      </pic:blipFill>
+                      <pic:spPr bwMode="auto">
+                        <a:xfrm>
+                          <a:off x="0" y="0"/>
+                          <a:ext cx="1174847" cy="274320"/>
+                        </a:xfrm>
+                        <a:prstGeom prst="rect">
+                          <a:avLst/>
+                        </a:prstGeom>
+                        <a:noFill/>
+                        <a:ln>
+                          <a:noFill/>
+                        </a:ln>
+                      </pic:spPr>
+                    </pic:pic>
+                  </a:graphicData>
+                </a:graphic>
+              </wp:inline>
+            </w:drawing>
+          </w:r>
+        </w:p>
+      </w:tc>
+      <w:tc>
+        <w:tcPr>
+          <w:tcW w:w="2538" w:type="dxa"/>
+        </w:tcPr>
+        <w:p>
+          <w:pPr>
+            <w:pStyle w:val="Footer"/>
+            <w:jc w:val="center"/>
+          </w:pPr>
+          <w:r>
+            <w:rPr>
+              <w:noProof/>
+            </w:rPr>
+            <w:drawing>
+              <wp:inline distT="0" distB="0" distL="0" distR="0" wp14:anchorId="18607234" wp14:editId="5750CFA5">
+                <wp:extent cx="1254323" cy="274320"/>
+                <wp:effectExtent l="0" t="0" r="3175" b="0"/>
+                <wp:docPr id="735573770" name="Picture 5"/>
+                <wp:cNvGraphicFramePr>
+                  <a:graphicFrameLocks xmlns:a="http://schemas.openxmlformats.org/drawingml/2006/main" noChangeAspect="1"/>
+                </wp:cNvGraphicFramePr>
+                <a:graphic xmlns:a="http://schemas.openxmlformats.org/drawingml/2006/main">
+                  <a:graphicData uri="http://schemas.openxmlformats.org/drawingml/2006/picture">
+                    <pic:pic xmlns:pic="http://schemas.openxmlformats.org/drawingml/2006/picture">
+                      <pic:nvPicPr>
+                        <pic:cNvPr id="0" name="Picture 9"/>
+                        <pic:cNvPicPr>
+                          <a:picLocks noChangeAspect="1" noChangeArrowheads="1"/>
+                        </pic:cNvPicPr>
+                      </pic:nvPicPr>
+                      <pic:blipFill>
+                        <a:blip r:embed="rId3">
+                          <a:extLst>
+                            <a:ext uri="{28A0092B-C50C-407E-A947-70E740481C1C}">
+                              <a14:useLocalDpi xmlns:a14="http://schemas.microsoft.com/office/drawing/2010/main" val="0"/>
+                            </a:ext>
+                          </a:extLst>
+                        </a:blip>
+                        <a:srcRect/>
+                        <a:stretch>
+                          <a:fillRect/>
+                        </a:stretch>
+                      </pic:blipFill>
+                      <pic:spPr bwMode="auto">
+                        <a:xfrm>
+                          <a:off x="0" y="0"/>
+                          <a:ext cx="1254323" cy="274320"/>
+                        </a:xfrm>
+                        <a:prstGeom prst="rect">
+                          <a:avLst/>
+                        </a:prstGeom>
+                        <a:noFill/>
+                        <a:ln>
+                          <a:noFill/>
+                        </a:ln>
+                      </pic:spPr>
+                    </pic:pic>
+                  </a:graphicData>
+                </a:graphic>
+              </wp:inline>
+            </w:drawing>
+          </w:r>
+        </w:p>
+      </w:tc>
+      <w:tc>
+        <w:tcPr>
+          <w:tcW w:w="2538" w:type="dxa"/>
+        </w:tcPr>
+        <w:p>
+          <w:pPr>
+            <w:pStyle w:val="Footer"/>
+            <w:jc w:val="center"/>
+          </w:pPr>
+          <w:r>
+            <w:rPr>
+              <w:noProof/>
+            </w:rPr>
+            <w:drawing>
+              <wp:inline distT="0" distB="0" distL="0" distR="0" wp14:anchorId="001B8A46" wp14:editId="0F064A24">
+                <wp:extent cx="1291163" cy="274320"/>
+                <wp:effectExtent l="0" t="0" r="4445" b="0"/>
+                <wp:docPr id="131228648" name="Picture 2"/>
+                <wp:cNvGraphicFramePr>
+                  <a:graphicFrameLocks xmlns:a="http://schemas.openxmlformats.org/drawingml/2006/main" noChangeAspect="1"/>
+                </wp:cNvGraphicFramePr>
+                <a:graphic xmlns:a="http://schemas.openxmlformats.org/drawingml/2006/main">
+                  <a:graphicData uri="http://schemas.openxmlformats.org/drawingml/2006/picture">
+                    <pic:pic xmlns:pic="http://schemas.openxmlformats.org/drawingml/2006/picture">
+                      <pic:nvPicPr>
+                        <pic:cNvPr id="0" name="Picture 2"/>
+                        <pic:cNvPicPr>
+                          <a:picLocks noChangeAspect="1" noChangeArrowheads="1"/>
+                        </pic:cNvPicPr>
+                      </pic:nvPicPr>
+                      <pic:blipFill>
+                        <a:blip r:embed="rId4">
+                          <a:extLst>
+                            <a:ext uri="{28A0092B-C50C-407E-A947-70E740481C1C}">
+                              <a14:useLocalDpi xmlns:a14="http://schemas.microsoft.com/office/drawing/2010/main" val="0"/>
+                            </a:ext>
+                          </a:extLst>
+                        </a:blip>
+                        <a:srcRect/>
+                        <a:stretch>
+                          <a:fillRect/>
+                        </a:stretch>
+                      </pic:blipFill>
+                      <pic:spPr bwMode="auto">
+                        <a:xfrm>
+                          <a:off x="0" y="0"/>
+                          <a:ext cx="1291163" cy="274320"/>
+                        </a:xfrm>
+                        <a:prstGeom prst="rect">
+                          <a:avLst/>
+                        </a:prstGeom>
+                        <a:noFill/>
+                        <a:ln>
+                          <a:noFill/>
+                        </a:ln>
+                      </pic:spPr>
+                    </pic:pic>
+                  </a:graphicData>
+                </a:graphic>
+              </wp:inline>
+            </w:drawing>
+          </w:r>
+        </w:p>
+      </w:tc>
+    </w:tr>
+  </w:tbl>
+  <w:p>
+    <w:pPr>
+      <w:pStyle w:val="Footer"/>
+    </w:pPr>
+  </w:p>
+</w:ftr>
+</file>
+
 <file path=word/footnotes.xml><?xml version="1.0" encoding="utf-8"?>
 <w:footnotes xmlns:wpc="http://schemas.microsoft.com/office/word/2010/wordprocessingCanvas" xmlns:cx="http://schemas.microsoft.com/office/drawing/2014/chartex" xmlns:cx1="http://schemas.microsoft.com/office/drawing/2015/9/8/chartex" xmlns:cx2="http://schemas.microsoft.com/office/drawing/2015/10/21/chartex" xmlns:cx3="http://schemas.microsoft.com/office/drawing/2016/5/9/chartex" xmlns:cx4="http://schemas.microsoft.com/office/drawing/2016/5/10/chartex" xmlns:cx5="http://schemas.microsoft.com/office/drawing/2016/5/11/chartex" xmlns:cx6="http://schemas.microsoft.com/office/drawing/2016/5/12/chartex" xmlns:cx7="http://schemas.microsoft.com/office/drawing/2016/5/13/chartex" xmlns:cx8="http://schemas.microsoft.com/office/drawing/2016/5/14/chartex" xmlns:mc="http://schemas.openxmlformats.org/markup-compatibility/2006" xmlns:aink="http://schemas.microsoft.com/office/drawing/2016/ink" xmlns:am3d="http://schemas.microsoft.com/office/drawing/2017/model3d" xmlns:o="urn:schemas-microsoft-com:office:office" xmlns:oel="http://schemas.microsoft.com/office/2019/extlst" xmlns:r="http://schemas.openxmlformats.org/officeDocument/2006/relationships" xmlns:m="http://schemas.openxmlformats.org/officeDocument/2006/math" xmlns:v="urn:schemas-microsoft-com:vml" xmlns:wp14="http://schemas.microsoft.com/office/word/2010/wordprocessingDrawing" xmlns:wp="http://schemas.openxmlformats.org/drawingml/2006/wordprocessingDrawing" xmlns:w10="urn:schemas-microsoft-com:office:word" xmlns:w="http://schemas.openxmlformats.org/wordprocessingml/2006/main" xmlns:w14="http://schemas.microsoft.com/office/word/2010/wordml" xmlns:w15="http://schemas.microsoft.com/office/word/2012/wordml" xmlns:w16cex="http://schemas.microsoft.com/office/word/2018/wordml/cex" xmlns:w16cid="http://schemas.microsoft.com/office/word/2016/wordml/cid" xmlns:w16="http://schemas.microsoft.com/office/word/2018/wordml" xmlns:w16du="http://schemas.microsoft.com/office/word/2023/wordml/word16du" xmlns:w16sdtdh="http://schemas.microsoft.com/office/word/2020/wordml/sdtdatahash" xmlns:w16sdtfl="http://schemas.microsoft.com/office/word/2024/wordml/sdtformatlock" xmlns:w16se="http://schemas.microsoft.com/office/word/2015/wordml/symex" xmlns:wpg="http://schemas.microsoft.com/office/word/2010/wordprocessingGroup" xmlns:wpi="http://schemas.microsoft.com/office/word/2010/wordprocessingInk" xmlns:wne="http://schemas.microsoft.com/office/word/2006/wordml" xmlns:wps="http://schemas.microsoft.com/office/word/2010/wordprocessingShape" mc:Ignorable="w14 w15 w16se w16cid w16 w16cex w16sdtdh w16sdtfl w16du wp14">
   <w:footnote w:type="separator" w:id="-1">
@@ -1388,128 +1592,51 @@
 
 <file path=word/header1.xml><?xml version="1.0" encoding="utf-8"?>
 <w:hdr xmlns:wpc="http://schemas.microsoft.com/office/word/2010/wordprocessingCanvas" xmlns:cx="http://schemas.microsoft.com/office/drawing/2014/chartex" xmlns:cx1="http://schemas.microsoft.com/office/drawing/2015/9/8/chartex" xmlns:cx2="http://schemas.microsoft.com/office/drawing/2015/10/21/chartex" xmlns:cx3="http://schemas.microsoft.com/office/drawing/2016/5/9/chartex" xmlns:cx4="http://schemas.microsoft.com/office/drawing/2016/5/10/chartex" xmlns:cx5="http://schemas.microsoft.com/office/drawing/2016/5/11/chartex" xmlns:cx6="http://schemas.microsoft.com/office/drawing/2016/5/12/chartex" xmlns:cx7="http://schemas.microsoft.com/office/drawing/2016/5/13/chartex" xmlns:cx8="http://schemas.microsoft.com/office/drawing/2016/5/14/chartex" xmlns:mc="http://schemas.openxmlformats.org/markup-compatibility/2006" xmlns:aink="http://schemas.microsoft.com/office/drawing/2016/ink" xmlns:am3d="http://schemas.microsoft.com/office/drawing/2017/model3d" xmlns:o="urn:schemas-microsoft-com:office:office" xmlns:oel="http://schemas.microsoft.com/office/2019/extlst" xmlns:r="http://schemas.openxmlformats.org/officeDocument/2006/relationships" xmlns:m="http://schemas.openxmlformats.org/officeDocument/2006/math" xmlns:v="urn:schemas-microsoft-com:vml" xmlns:wp14="http://schemas.microsoft.com/office/word/2010/wordprocessingDrawing" xmlns:wp="http://schemas.openxmlformats.org/drawingml/2006/wordprocessingDrawing" xmlns:w10="urn:schemas-microsoft-com:office:word" xmlns:w="http://schemas.openxmlformats.org/wordprocessingml/2006/main" xmlns:w14="http://schemas.microsoft.com/office/word/2010/wordml" xmlns:w15="http://schemas.microsoft.com/office/word/2012/wordml" xmlns:w16cex="http://schemas.microsoft.com/office/word/2018/wordml/cex" xmlns:w16cid="http://schemas.microsoft.com/office/word/2016/wordml/cid" xmlns:w16="http://schemas.microsoft.com/office/word/2018/wordml" xmlns:w16du="http://schemas.microsoft.com/office/word/2023/wordml/word16du" xmlns:w16sdtdh="http://schemas.microsoft.com/office/word/2020/wordml/sdtdatahash" xmlns:w16sdtfl="http://schemas.microsoft.com/office/word/2024/wordml/sdtformatlock" xmlns:w16se="http://schemas.microsoft.com/office/word/2015/wordml/symex" xmlns:wpg="http://schemas.microsoft.com/office/word/2010/wordprocessingGroup" xmlns:wpi="http://schemas.microsoft.com/office/word/2010/wordprocessingInk" xmlns:wne="http://schemas.microsoft.com/office/word/2006/wordml" xmlns:wps="http://schemas.microsoft.com/office/word/2010/wordprocessingShape" mc:Ignorable="w14 w15 w16se w16cid w16 w16cex w16sdtdh w16sdtfl w16du wp14">
-  <w:tbl>
-    <w:tblPr>
-      <w:tblStyle w:val="TableGrid"/>
-      <w:tblW w:w="0" w:type="auto"/>
-      <w:tblBorders>
-        <w:top w:val="none" w:sz="0" w:space="0" w:color="auto"/>
-        <w:left w:val="none" w:sz="0" w:space="0" w:color="auto"/>
-        <w:bottom w:val="none" w:sz="0" w:space="0" w:color="auto"/>
-        <w:right w:val="none" w:sz="0" w:space="0" w:color="auto"/>
-        <w:insideH w:val="none" w:sz="0" w:space="0" w:color="auto"/>
-        <w:insideV w:val="none" w:sz="0" w:space="0" w:color="auto"/>
-      </w:tblBorders>
-      <w:tblLook w:val="04A0" w:firstRow="1" w:lastRow="0" w:firstColumn="1" w:lastColumn="0" w:noHBand="0" w:noVBand="1"/>
-    </w:tblPr>
-    <w:tblGrid>
-      <w:gridCol w:w="5076"/>
-      <w:gridCol w:w="5076"/>
-    </w:tblGrid>
-    <w:tr>
-      <w:tc>
-        <w:tcPr>
-          <w:tcW w:w="5076" w:type="dxa"/>
-        </w:tcPr>
-        <w:p>
-          <w:pPr>
-            <w:pStyle w:val="Header"/>
-          </w:pPr>
-          <w:r>
-            <w:rPr>
-              <w:noProof/>
-            </w:rPr>
-            <w:drawing>
-              <wp:inline distT="0" distB="0" distL="0" distR="0" wp14:anchorId="15A4AA69" wp14:editId="13037B1F">
-                <wp:extent cx="2875471" cy="457200"/>
-                <wp:effectExtent l="0" t="0" r="1270" b="0"/>
-                <wp:docPr id="1464741869" name="Picture 1"/>
-                <wp:cNvGraphicFramePr>
-                  <a:graphicFrameLocks xmlns:a="http://schemas.openxmlformats.org/drawingml/2006/main" noChangeAspect="1"/>
-                </wp:cNvGraphicFramePr>
-                <a:graphic xmlns:a="http://schemas.openxmlformats.org/drawingml/2006/main">
-                  <a:graphicData uri="http://schemas.openxmlformats.org/drawingml/2006/picture">
-                    <pic:pic xmlns:pic="http://schemas.openxmlformats.org/drawingml/2006/picture">
-                      <pic:nvPicPr>
-                        <pic:cNvPr id="1464741869" name="Picture 1464741869"/>
-                        <pic:cNvPicPr/>
-                      </pic:nvPicPr>
-                      <pic:blipFill>
-                        <a:blip r:embed="rId1"/>
-                        <a:stretch>
-                          <a:fillRect/>
-                        </a:stretch>
-                      </pic:blipFill>
-                      <pic:spPr>
-                        <a:xfrm>
-                          <a:off x="0" y="0"/>
-                          <a:ext cx="2875471" cy="457200"/>
-                        </a:xfrm>
-                        <a:prstGeom prst="rect">
-                          <a:avLst/>
-                        </a:prstGeom>
-                      </pic:spPr>
-                    </pic:pic>
-                  </a:graphicData>
-                </a:graphic>
-              </wp:inline>
-            </w:drawing>
-          </w:r>
-        </w:p>
-      </w:tc>
-      <w:tc>
-        <w:tcPr>
-          <w:tcW w:w="5076" w:type="dxa"/>
-        </w:tcPr>
-        <w:p>
-          <w:pPr>
-            <w:pStyle w:val="Header"/>
-            <w:jc w:val="right"/>
-          </w:pPr>
-          <w:r>
-            <w:rPr>
-              <w:noProof/>
-            </w:rPr>
-            <w:drawing>
-              <wp:inline distT="0" distB="0" distL="0" distR="0" wp14:anchorId="6AABA61A" wp14:editId="2C8A003B">
-                <wp:extent cx="2151937" cy="457200"/>
-                <wp:effectExtent l="0" t="0" r="1270" b="0"/>
-                <wp:docPr id="1070505039" name="Picture 2"/>
-                <wp:cNvGraphicFramePr>
-                  <a:graphicFrameLocks xmlns:a="http://schemas.openxmlformats.org/drawingml/2006/main" noChangeAspect="1"/>
-                </wp:cNvGraphicFramePr>
-                <a:graphic xmlns:a="http://schemas.openxmlformats.org/drawingml/2006/main">
-                  <a:graphicData uri="http://schemas.openxmlformats.org/drawingml/2006/picture">
-                    <pic:pic xmlns:pic="http://schemas.openxmlformats.org/drawingml/2006/picture">
-                      <pic:nvPicPr>
-                        <pic:cNvPr id="1070505039" name="Picture 1070505039"/>
-                        <pic:cNvPicPr/>
-                      </pic:nvPicPr>
-                      <pic:blipFill>
-                        <a:blip r:embed="rId2"/>
-                        <a:stretch>
-                          <a:fillRect/>
-                        </a:stretch>
-                      </pic:blipFill>
-                      <pic:spPr>
-                        <a:xfrm>
-                          <a:off x="0" y="0"/>
-                          <a:ext cx="2151937" cy="457200"/>
-                        </a:xfrm>
-                        <a:prstGeom prst="rect">
-                          <a:avLst/>
-                        </a:prstGeom>
-                      </pic:spPr>
-                    </pic:pic>
-                  </a:graphicData>
-                </a:graphic>
-              </wp:inline>
-            </w:drawing>
-          </w:r>
-        </w:p>
-      </w:tc>
-    </w:tr>
-  </w:tbl>
+  <w:p>
+    <w:pPr>
+      <w:pStyle w:val="Header"/>
+    </w:pPr>
+    <w:r>
+      <w:rPr>
+        <w:noProof/>
+      </w:rPr>
+      <w:drawing>
+        <wp:inline distT="0" distB="0" distL="0" distR="0" wp14:anchorId="5D6E20EB" wp14:editId="64F1BFD2">
+          <wp:extent cx="2875471" cy="457200"/>
+          <wp:effectExtent l="0" t="0" r="1270" b="0"/>
+          <wp:docPr id="1464741869" name="Picture 1"/>
+          <wp:cNvGraphicFramePr>
+            <a:graphicFrameLocks xmlns:a="http://schemas.openxmlformats.org/drawingml/2006/main" noChangeAspect="1"/>
+          </wp:cNvGraphicFramePr>
+          <a:graphic xmlns:a="http://schemas.openxmlformats.org/drawingml/2006/main">
+            <a:graphicData uri="http://schemas.openxmlformats.org/drawingml/2006/picture">
+              <pic:pic xmlns:pic="http://schemas.openxmlformats.org/drawingml/2006/picture">
+                <pic:nvPicPr>
+                  <pic:cNvPr id="1464741869" name="Picture 1464741869"/>
+                  <pic:cNvPicPr/>
+                </pic:nvPicPr>
+                <pic:blipFill>
+                  <a:blip r:embed="rId1"/>
+                  <a:stretch>
+                    <a:fillRect/>
+                  </a:stretch>
+                </pic:blipFill>
+                <pic:spPr>
+                  <a:xfrm>
+                    <a:off x="0" y="0"/>
+                    <a:ext cx="2875471" cy="457200"/>
+                  </a:xfrm>
+                  <a:prstGeom prst="rect">
+                    <a:avLst/>
+                  </a:prstGeom>
+                </pic:spPr>
+              </pic:pic>
+            </a:graphicData>
+          </a:graphic>
+        </wp:inline>
+      </w:drawing>
+    </w:r>
+  </w:p>
   <w:p>
     <w:pPr>
       <w:pStyle w:val="Header"/>
@@ -13627,15 +13754,21 @@
 </file>
 
 <file path=customXml/item1.xml><?xml version="1.0" encoding="utf-8"?>
-<?mso-contentType ?>
-<FormTemplates xmlns="http://schemas.microsoft.com/sharepoint/v3/contenttype/forms">
-  <Display>DocumentLibraryForm</Display>
-  <Edit>DocumentLibraryForm</Edit>
-  <New>DocumentLibraryForm</New>
-</FormTemplates>
+<p:properties xmlns:p="http://schemas.microsoft.com/office/2006/metadata/properties" xmlns:xsi="http://www.w3.org/2001/XMLSchema-instance" xmlns:pc="http://schemas.microsoft.com/office/infopath/2007/PartnerControls">
+  <documentManagement>
+    <TaxCatchAll xmlns="937779e1-521e-45c6-9041-3e2d37fbccb7" xsi:nil="true"/>
+    <lcf76f155ced4ddcb4097134ff3c332f xmlns="5c078291-c7d6-4900-a006-a613507499b8">
+      <Terms xmlns="http://schemas.microsoft.com/office/infopath/2007/PartnerControls"/>
+    </lcf76f155ced4ddcb4097134ff3c332f>
+  </documentManagement>
+</p:properties>
 </file>
 
 <file path=customXml/item2.xml><?xml version="1.0" encoding="utf-8"?>
+<b:Sources xmlns:b="http://schemas.openxmlformats.org/officeDocument/2006/bibliography" xmlns="http://schemas.openxmlformats.org/officeDocument/2006/bibliography" SelectedStyle="/APA.XSL" StyleName="APA"/>
+</file>
+
+<file path=customXml/item3.xml><?xml version="1.0" encoding="utf-8"?>
 <ct:contentTypeSchema xmlns:ct="http://schemas.microsoft.com/office/2006/metadata/contentType" xmlns:ma="http://schemas.microsoft.com/office/2006/metadata/properties/metaAttributes" ct:_="" ma:_="" ma:contentTypeName="Document" ma:contentTypeID="0x01010047F4150685B3FC4B95D6D57DC17FC3BC" ma:contentTypeVersion="12" ma:contentTypeDescription="Create a new document." ma:contentTypeScope="" ma:versionID="8561519d111c7514b58fd1151d7c39f2">
   <xsd:schema xmlns:xsd="http://www.w3.org/2001/XMLSchema" xmlns:xs="http://www.w3.org/2001/XMLSchema" xmlns:p="http://schemas.microsoft.com/office/2006/metadata/properties" xmlns:ns2="5c078291-c7d6-4900-a006-a613507499b8" xmlns:ns3="937779e1-521e-45c6-9041-3e2d37fbccb7" targetNamespace="http://schemas.microsoft.com/office/2006/metadata/properties" ma:root="true" ma:fieldsID="9be6012d9527e4cb58fc35158ab72f48" ns2:_="" ns3:_="">
     <xsd:import namespace="5c078291-c7d6-4900-a006-a613507499b8"/>
@@ -13834,30 +13967,35 @@
 </ct:contentTypeSchema>
 </file>
 
-<file path=customXml/item3.xml><?xml version="1.0" encoding="utf-8"?>
-<b:Sources xmlns:b="http://schemas.openxmlformats.org/officeDocument/2006/bibliography" xmlns="http://schemas.openxmlformats.org/officeDocument/2006/bibliography" SelectedStyle="/APA.XSL" StyleName="APA"/>
-</file>
-
 <file path=customXml/item4.xml><?xml version="1.0" encoding="utf-8"?>
-<p:properties xmlns:p="http://schemas.microsoft.com/office/2006/metadata/properties" xmlns:xsi="http://www.w3.org/2001/XMLSchema-instance" xmlns:pc="http://schemas.microsoft.com/office/infopath/2007/PartnerControls">
-  <documentManagement>
-    <TaxCatchAll xmlns="937779e1-521e-45c6-9041-3e2d37fbccb7" xsi:nil="true"/>
-    <lcf76f155ced4ddcb4097134ff3c332f xmlns="5c078291-c7d6-4900-a006-a613507499b8">
-      <Terms xmlns="http://schemas.microsoft.com/office/infopath/2007/PartnerControls"/>
-    </lcf76f155ced4ddcb4097134ff3c332f>
-  </documentManagement>
-</p:properties>
+<?mso-contentType ?>
+<FormTemplates xmlns="http://schemas.microsoft.com/sharepoint/v3/contenttype/forms">
+  <Display>DocumentLibraryForm</Display>
+  <Edit>DocumentLibraryForm</Edit>
+  <New>DocumentLibraryForm</New>
+</FormTemplates>
 </file>
 
 <file path=customXml/itemProps1.xml><?xml version="1.0" encoding="utf-8"?>
-<ds:datastoreItem xmlns:ds="http://schemas.openxmlformats.org/officeDocument/2006/customXml" ds:itemID="{D92B1FAA-4EF5-4EAD-B129-0DFF2F57FBF3}">
+<ds:datastoreItem xmlns:ds="http://schemas.openxmlformats.org/officeDocument/2006/customXml" ds:itemID="{590F31DD-1B66-4213-9640-43F4AD95316C}">
   <ds:schemaRefs>
-    <ds:schemaRef ds:uri="http://schemas.microsoft.com/sharepoint/v3/contenttype/forms"/>
+    <ds:schemaRef ds:uri="http://schemas.microsoft.com/office/2006/metadata/properties"/>
+    <ds:schemaRef ds:uri="http://schemas.microsoft.com/office/infopath/2007/PartnerControls"/>
+    <ds:schemaRef ds:uri="937779e1-521e-45c6-9041-3e2d37fbccb7"/>
+    <ds:schemaRef ds:uri="5c078291-c7d6-4900-a006-a613507499b8"/>
   </ds:schemaRefs>
 </ds:datastoreItem>
 </file>
 
 <file path=customXml/itemProps2.xml><?xml version="1.0" encoding="utf-8"?>
+<ds:datastoreItem xmlns:ds="http://schemas.openxmlformats.org/officeDocument/2006/customXml" ds:itemID="{EF278816-EC6F-A645-907D-7F25AECB1D4A}">
+  <ds:schemaRefs>
+    <ds:schemaRef ds:uri="http://schemas.openxmlformats.org/officeDocument/2006/bibliography"/>
+  </ds:schemaRefs>
+</ds:datastoreItem>
+</file>
+
+<file path=customXml/itemProps3.xml><?xml version="1.0" encoding="utf-8"?>
 <ds:datastoreItem xmlns:ds="http://schemas.openxmlformats.org/officeDocument/2006/customXml" ds:itemID="{487FA0AA-9DB0-4F85-847D-ADB9ADFD1450}">
   <ds:schemaRefs>
     <ds:schemaRef ds:uri="http://schemas.microsoft.com/office/2006/metadata/contentType"/>
@@ -13876,21 +14014,10 @@
 </ds:datastoreItem>
 </file>
 
-<file path=customXml/itemProps3.xml><?xml version="1.0" encoding="utf-8"?>
-<ds:datastoreItem xmlns:ds="http://schemas.openxmlformats.org/officeDocument/2006/customXml" ds:itemID="{EF278816-EC6F-A645-907D-7F25AECB1D4A}">
+<file path=customXml/itemProps4.xml><?xml version="1.0" encoding="utf-8"?>
+<ds:datastoreItem xmlns:ds="http://schemas.openxmlformats.org/officeDocument/2006/customXml" ds:itemID="{D92B1FAA-4EF5-4EAD-B129-0DFF2F57FBF3}">
   <ds:schemaRefs>
-    <ds:schemaRef ds:uri="http://schemas.openxmlformats.org/officeDocument/2006/bibliography"/>
-  </ds:schemaRefs>
-</ds:datastoreItem>
-</file>
-
-<file path=customXml/itemProps4.xml><?xml version="1.0" encoding="utf-8"?>
-<ds:datastoreItem xmlns:ds="http://schemas.openxmlformats.org/officeDocument/2006/customXml" ds:itemID="{590F31DD-1B66-4213-9640-43F4AD95316C}">
-  <ds:schemaRefs>
-    <ds:schemaRef ds:uri="http://schemas.microsoft.com/office/2006/metadata/properties"/>
-    <ds:schemaRef ds:uri="http://schemas.microsoft.com/office/infopath/2007/PartnerControls"/>
-    <ds:schemaRef ds:uri="937779e1-521e-45c6-9041-3e2d37fbccb7"/>
-    <ds:schemaRef ds:uri="5c078291-c7d6-4900-a006-a613507499b8"/>
+    <ds:schemaRef ds:uri="http://schemas.microsoft.com/sharepoint/v3/contenttype/forms"/>
   </ds:schemaRefs>
 </ds:datastoreItem>
 </file>